--- a/applications/outreach-robert-muwanga/Wasswa_Wilson_Cover_Letter.docx
+++ b/applications/outreach-robert-muwanga/Wasswa_Wilson_Cover_Letter.docx
@@ -66,7 +66,7 @@
                 <w:sz w:val="18"/>
                 <w:rFonts w:ascii="Calibri" w:hAnsi="Calibri" w:cs="Calibri"/>
               </w:rPr>
-              <w:t>Biomedical Engineer, Researcher and Full-Stack Software Developer</w:t>
+              <w:t>Data Analyst, Biomedical Engineer and Software Developer</w:t>
             </w:r>
           </w:p>
         </w:tc>
@@ -235,7 +235,75 @@
           <w:sz w:val="19"/>
           <w:rFonts w:ascii="Calibri" w:hAnsi="Calibri" w:cs="Calibri"/>
         </w:rPr>
-        <w:t>My name is Wasswa Wilson. I am a biomedical engineer, researcher and full-stack software developer based in Kampala, with over nine years of work across health research, data systems and software engineering. I am writing to introduce myself rather than to apply for anything in particular. If something in what follows is useful to you, or to someone in your network, I would welcome the conversation.</w:t>
+        <w:t>My name is Wasswa Wilson. I am a data analyst, biomedical engineer and full-stack software developer based in Kampala, with over nine years of work across health research, data systems and software engineering. I would welcome a conversation about where my experience could be useful to you or your network.</w:t>
+      </w:r>
+    </w:p>
+    <w:p>
+      <w:pPr>
+        <w:keepNext/>
+        <w:spacing w:before="80" w:after="40" w:line="254" w:lineRule="auto"/>
+      </w:pPr>
+      <w:r>
+        <w:rPr>
+          <w:rFonts w:ascii="Calibri" w:hAnsi="Calibri"/>
+          <w:b/>
+          <w:i w:val="0"/>
+          <w:color w:val="1A6B5C"/>
+          <w:sz w:val="19"/>
+          <w:rFonts w:ascii="Calibri" w:hAnsi="Calibri" w:cs="Calibri"/>
+        </w:rPr>
+        <w:t>Current data analysis and reporting</w:t>
+      </w:r>
+    </w:p>
+    <w:p>
+      <w:pPr>
+        <w:spacing w:before="0" w:after="140" w:line="254" w:lineRule="auto"/>
+        <w:jc w:val="both"/>
+      </w:pPr>
+      <w:r>
+        <w:rPr>
+          <w:rFonts w:ascii="Calibri" w:hAnsi="Calibri"/>
+          <w:b w:val="0"/>
+          <w:i w:val="0"/>
+          <w:color w:val="23272B"/>
+          <w:sz w:val="19"/>
+          <w:rFonts w:ascii="Calibri" w:hAnsi="Calibri" w:cs="Calibri"/>
+        </w:rPr>
+        <w:t>At FairBanks Medical Centre, I analyse health data in Python and SQL, define indicators and validation rules, and build management reporting dashboards for the FairBanks Community Health Intelligence Platform. I design its data capture tools and cloud data flows, check the quality of the records behind the reports, and build automated auditing and verification tools. I also work with MATLAB and Excel.</w:t>
+      </w:r>
+    </w:p>
+    <w:p>
+      <w:pPr>
+        <w:keepNext/>
+        <w:spacing w:before="80" w:after="40" w:line="254" w:lineRule="auto"/>
+      </w:pPr>
+      <w:r>
+        <w:rPr>
+          <w:rFonts w:ascii="Calibri" w:hAnsi="Calibri"/>
+          <w:b/>
+          <w:i w:val="0"/>
+          <w:color w:val="1A6B5C"/>
+          <w:sz w:val="19"/>
+          <w:rFonts w:ascii="Calibri" w:hAnsi="Calibri" w:cs="Calibri"/>
+        </w:rPr>
+        <w:t>Regional biomedical programme leadership</w:t>
+      </w:r>
+    </w:p>
+    <w:p>
+      <w:pPr>
+        <w:spacing w:before="0" w:after="140" w:line="254" w:lineRule="auto"/>
+        <w:jc w:val="both"/>
+      </w:pPr>
+      <w:r>
+        <w:rPr>
+          <w:rFonts w:ascii="Calibri" w:hAnsi="Calibri"/>
+          <w:b w:val="0"/>
+          <w:i w:val="0"/>
+          <w:color w:val="23272B"/>
+          <w:sz w:val="19"/>
+          <w:rFonts w:ascii="Calibri" w:hAnsi="Calibri" w:cs="Calibri"/>
+        </w:rPr>
+        <w:t>As Biomedical Programs Manager at the Gould Family Foundation, I led biomedical engineers and technicians across Uganda, Kenya, Tanzania, Burundi, Malawi, Somaliland and Rwanda. I directed regional programme planning, implementation and reporting, maintained equipment and lifecycle records, and led training for engineers, technicians and clinical staff.</w:t>
       </w:r>
     </w:p>
     <w:p>
@@ -269,41 +337,7 @@
           <w:sz w:val="19"/>
           <w:rFonts w:ascii="Calibri" w:hAnsi="Calibri" w:cs="Calibri"/>
         </w:rPr>
-        <w:t>I began at the Uganda Virus Research Institute doing laboratory data analysis, mathematical modelling and research pipeline design in Python, and I have kept that method since. During the COVID-19 response at International Hospital Kampala I developed the formulas for calculating patient oxygen consumption: I defined the model, tested it against real hospital demand and handed it to management as a planning tool used to size plant capacity and supply. I analyse in Python, SQL, MATLAB and Excel.</w:t>
-      </w:r>
-    </w:p>
-    <w:p>
-      <w:pPr>
-        <w:keepNext/>
-        <w:spacing w:before="80" w:after="40" w:line="254" w:lineRule="auto"/>
-      </w:pPr>
-      <w:r>
-        <w:rPr>
-          <w:rFonts w:ascii="Calibri" w:hAnsi="Calibri"/>
-          <w:b/>
-          <w:i w:val="0"/>
-          <w:color w:val="1A6B5C"/>
-          <w:sz w:val="19"/>
-          <w:rFonts w:ascii="Calibri" w:hAnsi="Calibri" w:cs="Calibri"/>
-        </w:rPr>
-        <w:t>Data management and reporting</w:t>
-      </w:r>
-    </w:p>
-    <w:p>
-      <w:pPr>
-        <w:spacing w:before="0" w:after="140" w:line="254" w:lineRule="auto"/>
-        <w:jc w:val="both"/>
-      </w:pPr>
-      <w:r>
-        <w:rPr>
-          <w:rFonts w:ascii="Calibri" w:hAnsi="Calibri"/>
-          <w:b w:val="0"/>
-          <w:i w:val="0"/>
-          <w:color w:val="23272B"/>
-          <w:sz w:val="19"/>
-          <w:rFonts w:ascii="Calibri" w:hAnsi="Calibri" w:cs="Calibri"/>
-        </w:rPr>
-        <w:t>I design and run the data layer of the FairBanks Community Health Intelligence Platform: capture schemas, validation rules, cloud data flows and the dashboards management reads. Earlier I built and maintained equipment registers and service histories across multi-facility programmes, accurate enough to pass COHSASA accreditation review, which is data quality assurance against a published standard. I also build automated auditing and verification tooling that checks records in bulk rather than by hand, and I work with AI agents and agent-assisted development daily.</w:t>
+        <w:t>I began at the Uganda Virus Research Institute doing laboratory data analysis, mathematical modelling and research pipeline design in Python. At International Hospital Kampala, where I managed the biomedical function for four years, I developed oxygen consumption formulas during the COVID-19 response and tested them against hospital demand to support supply and capacity planning.</w:t>
       </w:r>
     </w:p>
     <w:p>
@@ -337,7 +371,24 @@
           <w:sz w:val="19"/>
           <w:rFonts w:ascii="Calibri" w:hAnsi="Calibri" w:cs="Calibri"/>
         </w:rPr>
-        <w:t>I write and edit what FairBanks submits: the WA Foundation Category 2 full project proposal for FairBanks Community Health Reach, accelerator and fellowship applications, investment proposals for the maternity and diagnostics projects, partnership documents and pitch decks, handling the narrative, the annexes, the financial presentation and the evidence files.</w:t>
+        <w:t>I write and edit what FairBanks submits: community health project proposals, accelerator and fellowship applications, investment proposals and partnership documents, with the financial annexes and supporting evidence.</w:t>
+      </w:r>
+    </w:p>
+    <w:p>
+      <w:pPr>
+        <w:keepNext/>
+        <w:spacing w:before="80" w:after="40" w:line="254" w:lineRule="auto"/>
+      </w:pPr>
+      <w:r>
+        <w:rPr>
+          <w:rFonts w:ascii="Calibri" w:hAnsi="Calibri"/>
+          <w:b/>
+          <w:i w:val="0"/>
+          <w:color w:val="1A6B5C"/>
+          <w:sz w:val="19"/>
+          <w:rFonts w:ascii="Calibri" w:hAnsi="Calibri" w:cs="Calibri"/>
+        </w:rPr>
+        <w:t>Hospital software development</w:t>
       </w:r>
     </w:p>
     <w:p>
@@ -354,7 +405,7 @@
           <w:sz w:val="19"/>
           <w:rFonts w:ascii="Calibri" w:hAnsi="Calibri" w:cs="Calibri"/>
         </w:rPr>
-        <w:t>Alongside this I am building a cross-sector application that simplifies data collection and reporting for professions that live on records, accounting and audit among them, so the report is produced in real time as the work is done. Before moving fully into software I managed the biomedical programme for the Gould Family Foundation across East and Central Africa and ran the biomedical function at International Hospital Kampala for four years.</w:t>
+        <w:t>I am the founder and developer of HOSSPI (https://hosspi.com/), a hospital management system connecting patient records, clinical care, laboratory and pharmacy workflows, billing and reporting. It also supports biomedical engineering and role-based access. I am also building a cross-sector application for data collection and reporting.</w:t>
       </w:r>
     </w:p>
     <w:p>
@@ -475,7 +526,7 @@
           <w:sz w:val="17"/>
           <w:rFonts w:ascii="Calibri" w:hAnsi="Calibri" w:cs="Calibri"/>
         </w:rPr>
-        <w:t>Biomedical Engineer, Researcher and Full-Stack Software Developer</w:t>
+        <w:t>Data Analyst, Biomedical Engineer and Software Developer</w:t>
       </w:r>
     </w:p>
     <w:p>

--- a/applications/outreach-robert-muwanga/Wasswa_Wilson_Cover_Letter.docx
+++ b/applications/outreach-robert-muwanga/Wasswa_Wilson_Cover_Letter.docx
@@ -235,41 +235,7 @@
           <w:sz w:val="19"/>
           <w:rFonts w:ascii="Calibri" w:hAnsi="Calibri" w:cs="Calibri"/>
         </w:rPr>
-        <w:t>My name is Wasswa Wilson. I am a data analyst, biomedical engineer and full-stack software developer based in Kampala, with over nine years of work across health research, data systems and software engineering. I would welcome a conversation about where my experience could be useful to you or your network.</w:t>
-      </w:r>
-    </w:p>
-    <w:p>
-      <w:pPr>
-        <w:keepNext/>
-        <w:spacing w:before="80" w:after="40" w:line="254" w:lineRule="auto"/>
-      </w:pPr>
-      <w:r>
-        <w:rPr>
-          <w:rFonts w:ascii="Calibri" w:hAnsi="Calibri"/>
-          <w:b/>
-          <w:i w:val="0"/>
-          <w:color w:val="1A6B5C"/>
-          <w:sz w:val="19"/>
-          <w:rFonts w:ascii="Calibri" w:hAnsi="Calibri" w:cs="Calibri"/>
-        </w:rPr>
-        <w:t>Current data analysis and reporting</w:t>
-      </w:r>
-    </w:p>
-    <w:p>
-      <w:pPr>
-        <w:spacing w:before="0" w:after="140" w:line="254" w:lineRule="auto"/>
-        <w:jc w:val="both"/>
-      </w:pPr>
-      <w:r>
-        <w:rPr>
-          <w:rFonts w:ascii="Calibri" w:hAnsi="Calibri"/>
-          <w:b w:val="0"/>
-          <w:i w:val="0"/>
-          <w:color w:val="23272B"/>
-          <w:sz w:val="19"/>
-          <w:rFonts w:ascii="Calibri" w:hAnsi="Calibri" w:cs="Calibri"/>
-        </w:rPr>
-        <w:t>At FairBanks Medical Centre, I analyse health data in Python and SQL, define indicators and validation rules, and build management reporting dashboards for the FairBanks Community Health Intelligence Platform. I design its data capture tools and cloud data flows, check the quality of the records behind the reports, and build automated auditing and verification tools. I also work with MATLAB and Excel.</w:t>
+        <w:t>My name is Wasswa Wilson. I am a biomedical programmes leader, data analyst and full-stack software developer based in Kampala, with over nine years across hospital engineering, research and software. My experience includes seven-country team leadership at GFF, independent consulting and founding HOSSPI. I would welcome a conversation about where this experience could be useful to you or your network.</w:t>
       </w:r>
     </w:p>
     <w:p>
@@ -303,7 +269,7 @@
           <w:sz w:val="19"/>
           <w:rFonts w:ascii="Calibri" w:hAnsi="Calibri" w:cs="Calibri"/>
         </w:rPr>
-        <w:t>As Biomedical Programs Manager at the Gould Family Foundation, I led biomedical engineers and technicians across Uganda, Kenya, Tanzania, Burundi, Malawi, Somaliland and Rwanda. I directed regional programme planning, implementation and reporting, maintained equipment and lifecycle records, and led training for engineers, technicians and clinical staff.</w:t>
+        <w:t>As Biomedical Programs Manager at the Gould Family Foundation, I led biomedical engineers and technicians across Uganda, Kenya, Tanzania, Burundi, Malawi, Somaliland and Rwanda. I managed regional planning, implementation and reporting, and trained biomedical engineers, technicians and clinical users, including doctors, nurses and apprentices.</w:t>
       </w:r>
     </w:p>
     <w:p>
@@ -320,7 +286,7 @@
           <w:sz w:val="19"/>
           <w:rFonts w:ascii="Calibri" w:hAnsi="Calibri" w:cs="Calibri"/>
         </w:rPr>
-        <w:t>Research and analysis</w:t>
+        <w:t>Hospital software development</w:t>
       </w:r>
     </w:p>
     <w:p>
@@ -337,7 +303,75 @@
           <w:sz w:val="19"/>
           <w:rFonts w:ascii="Calibri" w:hAnsi="Calibri" w:cs="Calibri"/>
         </w:rPr>
-        <w:t>I began at the Uganda Virus Research Institute doing laboratory data analysis, mathematical modelling and research pipeline design in Python. At International Hospital Kampala, where I managed the biomedical function for four years, I developed oxygen consumption formulas during the COVID-19 response and tested them against hospital demand to support supply and capacity planning.</w:t>
+        <w:t>I am the founder and developer of HOSSPI (https://hosspi.com/), a hospital management system connecting patient records, clinical care, laboratory and pharmacy workflows, billing and live analytics. It also supports biomedical engineering and role-based access. I am also building a cross-sector application for data collection and reporting.</w:t>
+      </w:r>
+    </w:p>
+    <w:p>
+      <w:pPr>
+        <w:keepNext/>
+        <w:spacing w:before="80" w:after="40" w:line="254" w:lineRule="auto"/>
+      </w:pPr>
+      <w:r>
+        <w:rPr>
+          <w:rFonts w:ascii="Calibri" w:hAnsi="Calibri"/>
+          <w:b/>
+          <w:i w:val="0"/>
+          <w:color w:val="1A6B5C"/>
+          <w:sz w:val="19"/>
+          <w:rFonts w:ascii="Calibri" w:hAnsi="Calibri" w:cs="Calibri"/>
+        </w:rPr>
+        <w:t>Research, data analysis and reporting</w:t>
+      </w:r>
+    </w:p>
+    <w:p>
+      <w:pPr>
+        <w:spacing w:before="0" w:after="140" w:line="254" w:lineRule="auto"/>
+        <w:jc w:val="both"/>
+      </w:pPr>
+      <w:r>
+        <w:rPr>
+          <w:rFonts w:ascii="Calibri" w:hAnsi="Calibri"/>
+          <w:b w:val="0"/>
+          <w:i w:val="0"/>
+          <w:color w:val="23272B"/>
+          <w:sz w:val="19"/>
+          <w:rFonts w:ascii="Calibri" w:hAnsi="Calibri" w:cs="Calibri"/>
+        </w:rPr>
+        <w:t>At the Uganda Virus Research Institute, I analysed laboratory data and developed research pipelines in Python. At International Hospital Kampala, I developed and tested oxygen demand models during COVID-19 to support supply planning. My current work includes Python and SQL analysis, data validation and management dashboards for FairBanks' Community Health Intelligence Platform. I also use MATLAB and Excel.</w:t>
+      </w:r>
+    </w:p>
+    <w:p>
+      <w:pPr>
+        <w:keepNext/>
+        <w:spacing w:before="80" w:after="40" w:line="254" w:lineRule="auto"/>
+      </w:pPr>
+      <w:r>
+        <w:rPr>
+          <w:rFonts w:ascii="Calibri" w:hAnsi="Calibri"/>
+          <w:b/>
+          <w:i w:val="0"/>
+          <w:color w:val="1A6B5C"/>
+          <w:sz w:val="19"/>
+          <w:rFonts w:ascii="Calibri" w:hAnsi="Calibri" w:cs="Calibri"/>
+        </w:rPr>
+        <w:t>Hospital management and independent consulting</w:t>
+      </w:r>
+    </w:p>
+    <w:p>
+      <w:pPr>
+        <w:spacing w:before="0" w:after="140" w:line="254" w:lineRule="auto"/>
+        <w:jc w:val="both"/>
+      </w:pPr>
+      <w:r>
+        <w:rPr>
+          <w:rFonts w:ascii="Calibri" w:hAnsi="Calibri"/>
+          <w:b w:val="0"/>
+          <w:i w:val="0"/>
+          <w:color w:val="23272B"/>
+          <w:sz w:val="19"/>
+          <w:rFonts w:ascii="Calibri" w:hAnsi="Calibri" w:cs="Calibri"/>
+        </w:rPr>
+        <w:t>I managed the biomedical function at International Hospital Kampala for four years, maintaining equipment records and compliance evidence for COHSASA accreditation. I now undertake independent equipment installation, commissioning, maintenance and clinical user training in Uganda, DR Congo, Kenya, Tanzania and Somaliland.</w:t>
       </w:r>
     </w:p>
     <w:p>
@@ -371,41 +405,7 @@
           <w:sz w:val="19"/>
           <w:rFonts w:ascii="Calibri" w:hAnsi="Calibri" w:cs="Calibri"/>
         </w:rPr>
-        <w:t>I write and edit what FairBanks submits: community health project proposals, accelerator and fellowship applications, investment proposals and partnership documents, with the financial annexes and supporting evidence.</w:t>
-      </w:r>
-    </w:p>
-    <w:p>
-      <w:pPr>
-        <w:keepNext/>
-        <w:spacing w:before="80" w:after="40" w:line="254" w:lineRule="auto"/>
-      </w:pPr>
-      <w:r>
-        <w:rPr>
-          <w:rFonts w:ascii="Calibri" w:hAnsi="Calibri"/>
-          <w:b/>
-          <w:i w:val="0"/>
-          <w:color w:val="1A6B5C"/>
-          <w:sz w:val="19"/>
-          <w:rFonts w:ascii="Calibri" w:hAnsi="Calibri" w:cs="Calibri"/>
-        </w:rPr>
-        <w:t>Hospital software development</w:t>
-      </w:r>
-    </w:p>
-    <w:p>
-      <w:pPr>
-        <w:spacing w:before="0" w:after="140" w:line="254" w:lineRule="auto"/>
-        <w:jc w:val="both"/>
-      </w:pPr>
-      <w:r>
-        <w:rPr>
-          <w:rFonts w:ascii="Calibri" w:hAnsi="Calibri"/>
-          <w:b w:val="0"/>
-          <w:i w:val="0"/>
-          <w:color w:val="23272B"/>
-          <w:sz w:val="19"/>
-          <w:rFonts w:ascii="Calibri" w:hAnsi="Calibri" w:cs="Calibri"/>
-        </w:rPr>
-        <w:t>I am the founder and developer of HOSSPI (https://hosspi.com/), a hospital management system connecting patient records, clinical care, laboratory and pharmacy workflows, billing and reporting. It also supports biomedical engineering and role-based access. I am also building a cross-sector application for data collection and reporting.</w:t>
+        <w:t>I write institutional proposals, grant applications and partnership documents, including community health, accelerator and investment submissions for FairBanks, with financial annexes and supporting evidence.</w:t>
       </w:r>
     </w:p>
     <w:p>

--- a/applications/outreach-robert-muwanga/Wasswa_Wilson_Cover_Letter.docx
+++ b/applications/outreach-robert-muwanga/Wasswa_Wilson_Cover_Letter.docx
@@ -235,7 +235,7 @@
           <w:sz w:val="19"/>
           <w:rFonts w:ascii="Calibri" w:hAnsi="Calibri" w:cs="Calibri"/>
         </w:rPr>
-        <w:t>My name is Wasswa Wilson. I am a biomedical programmes leader, data analyst and full-stack software developer based in Kampala, with over nine years across hospital engineering, research and software. My experience includes seven-country team leadership at GFF, independent consulting and founding HOSSPI. I would welcome a conversation about where this experience could be useful to you or your network.</w:t>
+        <w:t>I am Wasswa Wilson, a biomedical programmes leader, data analyst and full-stack developer based in Kampala, with over nine years of experience. My career spans GFF regional leadership, founding HOSSPI, hospital management, research and independent consulting.</w:t>
       </w:r>
     </w:p>
     <w:p>
@@ -269,7 +269,7 @@
           <w:sz w:val="19"/>
           <w:rFonts w:ascii="Calibri" w:hAnsi="Calibri" w:cs="Calibri"/>
         </w:rPr>
-        <w:t>As Biomedical Programs Manager at the Gould Family Foundation, I led biomedical engineers and technicians across Uganda, Kenya, Tanzania, Burundi, Malawi, Somaliland and Rwanda. I managed regional planning, implementation and reporting, and trained biomedical engineers, technicians and clinical users, including doctors, nurses and apprentices.</w:t>
+        <w:t>As Biomedical Programs Manager at the Gould Family Foundation, I led biomedical engineers and technicians across Uganda, Kenya, Tanzania, Burundi, Malawi, Somaliland and Rwanda. I managed programme planning and reporting, led the neonatal intensive care unit (NICU) upgrade at Mama Lucy Kibaki Hospital, Nairobi, Kenya, and developed standard operating procedures (SOPs) for supported equipment at partner facilities. I trained biomedical teams and clinical users, including doctors, nurses and apprentices.</w:t>
       </w:r>
     </w:p>
     <w:p>
@@ -303,7 +303,7 @@
           <w:sz w:val="19"/>
           <w:rFonts w:ascii="Calibri" w:hAnsi="Calibri" w:cs="Calibri"/>
         </w:rPr>
-        <w:t>I am the founder and developer of HOSSPI (https://hosspi.com/), a hospital management system connecting patient records, clinical care, laboratory and pharmacy workflows, billing and live analytics. It also supports biomedical engineering and role-based access. I am also building a cross-sector application for data collection and reporting.</w:t>
+        <w:t>As founder and developer of HOSSPI (https://hosspi.com/), I integrate patient records, clinical, laboratory, pharmacy and billing workflows with live analytics, biomedical engineering and role-based access in a hospital management system.</w:t>
       </w:r>
     </w:p>
     <w:p>
@@ -337,7 +337,7 @@
           <w:sz w:val="19"/>
           <w:rFonts w:ascii="Calibri" w:hAnsi="Calibri" w:cs="Calibri"/>
         </w:rPr>
-        <w:t>At the Uganda Virus Research Institute, I analysed laboratory data and developed research pipelines in Python. At International Hospital Kampala, I developed and tested oxygen demand models during COVID-19 to support supply planning. My current work includes Python and SQL analysis, data validation and management dashboards for FairBanks' Community Health Intelligence Platform. I also use MATLAB and Excel.</w:t>
+        <w:t>I analysed laboratory data and developed Python research pipelines at the Uganda Virus Research Institute. At International Hospital Kampala, I developed and tested COVID-19 oxygen demand models for supply planning. My current work includes Python and SQL analysis, validation and dashboards for FairBanks' Community Health Intelligence Platform. I also use MATLAB and Excel.</w:t>
       </w:r>
     </w:p>
     <w:p>
@@ -371,7 +371,7 @@
           <w:sz w:val="19"/>
           <w:rFonts w:ascii="Calibri" w:hAnsi="Calibri" w:cs="Calibri"/>
         </w:rPr>
-        <w:t>I managed the biomedical function at International Hospital Kampala for four years, maintaining equipment records and compliance evidence for COHSASA accreditation. I now undertake independent equipment installation, commissioning, maintenance and clinical user training in Uganda, DR Congo, Kenya, Tanzania and Somaliland.</w:t>
+        <w:t>At International Hospital Kampala, I managed biomedical engineering for four years, supported COHSASA accreditation, and delivered theatre, laboratory, NICU and oxygen plant upgrades. I led installation of a 64-slice CT scanner and digital X-ray. My biomedical work includes equipment inventory, planning, assessment and technical advisory. I undertake independent installation, commissioning and maintenance assignments across Uganda, DR Congo, Kenya, Tanzania and Somaliland.</w:t>
       </w:r>
     </w:p>
     <w:p>
@@ -422,7 +422,7 @@
           <w:sz w:val="19"/>
           <w:rFonts w:ascii="Calibri" w:hAnsi="Calibri" w:cs="Calibri"/>
         </w:rPr>
-        <w:t>I have attached my CV, together with a single file containing this letter, the CV and my academic and professional credentials. I would value a short conversation at your convenience, whether about work within your own firm or simply to be pointed towards others who may find this useful.</w:t>
+        <w:t>I have attached my CV and a dossier containing this letter, the CV and my academic and professional credentials. I would welcome a short conversation about opportunities within your firm or network.</w:t>
       </w:r>
     </w:p>
     <w:p>
